--- a/public/gallery/examples/customer-success-manager/nl/resume.docx
+++ b/public/gallery/examples/customer-success-manager/nl/resume.docx
@@ -66,7 +66,7 @@
         </w:rPr>
         <w:t xml:space="preserve">📧 </w:t>
       </w:r>
-      <w:hyperlink w:history="1" r:id="rIdadhsxdogrnbp0v-fbjjm5">
+      <w:hyperlink w:history="1" r:id="rIdepn4hacavy6_ctzdzc646">
         <w:r>
           <w:rPr>
             <w:sz w:val="18"/>
@@ -89,7 +89,7 @@
         </w:rPr>
         <w:t xml:space="preserve">🔗 </w:t>
       </w:r>
-      <w:hyperlink w:history="1" r:id="rIdvrmsgtxdrurbbjuzi8l5c">
+      <w:hyperlink w:history="1" r:id="rIdauqsyydzaxvnvgmy9tptg">
         <w:r>
           <w:rPr>
             <w:sz w:val="18"/>
@@ -124,7 +124,7 @@
         <w:spacing w:after="200" w:line="276"/>
         <w:jc w:val="center"/>
       </w:pPr>
-      <w:hyperlink w:history="1" r:id="rIdjydgn_g-txxczw-feyy5s">
+      <w:hyperlink w:history="1" r:id="rIdzuycxf4rsdkytwi61w4-z">
         <w:r>
           <w:rPr>
             <w:sz w:val="18"/>
@@ -140,7 +140,7 @@
         </w:rPr>
         <w:t xml:space="preserve"> • </w:t>
       </w:r>
-      <w:hyperlink w:history="1" r:id="rIdfohv5h4_1pwv_ixhri56_">
+      <w:hyperlink w:history="1" r:id="rIdv-pwqgkvtu3cyjqng3ut2">
         <w:r>
           <w:rPr>
             <w:sz w:val="18"/>
@@ -299,7 +299,7 @@
         </w:rPr>
         <w:t xml:space="preserve">	</w:t>
       </w:r>
-      <w:hyperlink w:history="1" r:id="rIdaicj8j6uvueayo45khyel">
+      <w:hyperlink w:history="1" r:id="rIdllqvdwny6hcr6k4y-lwcp">
         <w:r>
           <w:rPr>
             <w:sz w:val="18"/>
@@ -443,7 +443,7 @@
         </w:rPr>
         <w:t xml:space="preserve">	</w:t>
       </w:r>
-      <w:hyperlink w:history="1" r:id="rIdhrfywh2dq5fxtt2szg6nf">
+      <w:hyperlink w:history="1" r:id="rIdfxgxmm2vr43-lnwlyywfr">
         <w:r>
           <w:rPr>
             <w:sz w:val="18"/>
@@ -606,7 +606,7 @@
         </w:rPr>
         <w:t xml:space="preserve">	</w:t>
       </w:r>
-      <w:hyperlink w:history="1" r:id="rIdec_1nhwfek7jn8dkpcjoi">
+      <w:hyperlink w:history="1" r:id="rId3r49qncrbzzo_cr72q7az">
         <w:r>
           <w:rPr>
             <w:sz w:val="18"/>
@@ -788,7 +788,7 @@
         </w:rPr>
         <w:t xml:space="preserve">	</w:t>
       </w:r>
-      <w:hyperlink w:history="1" r:id="rIdzsbayxg5tw_nkko_31ued">
+      <w:hyperlink w:history="1" r:id="rIdptu7tu0bf649tdg3tpnxq">
         <w:r>
           <w:rPr>
             <w:sz w:val="18"/>
@@ -970,7 +970,7 @@
         </w:rPr>
         <w:t xml:space="preserve">	</w:t>
       </w:r>
-      <w:hyperlink w:history="1" r:id="rIdwo3v_mi631kqo1jtltsty">
+      <w:hyperlink w:history="1" r:id="rIdvs3skvekpl3jjmmedwmnz">
         <w:r>
           <w:rPr>
             <w:sz w:val="18"/>
@@ -1520,7 +1520,7 @@
         </w:rPr>
         <w:t xml:space="preserve">	</w:t>
       </w:r>
-      <w:hyperlink w:history="1" r:id="rIdgyxpzwe99a8kyil8t8ybn">
+      <w:hyperlink w:history="1" r:id="rId7g3bgow0ghockwccnn9pb">
         <w:r>
           <w:rPr>
             <w:sz w:val="18"/>
@@ -1586,7 +1586,7 @@
         </w:rPr>
         <w:t xml:space="preserve">	</w:t>
       </w:r>
-      <w:hyperlink w:history="1" r:id="rIdxxkjnl6qphyihcpu1qho2">
+      <w:hyperlink w:history="1" r:id="rIddmiqomfyuyjrpmla4marl">
         <w:r>
           <w:rPr>
             <w:sz w:val="18"/>
@@ -1671,7 +1671,7 @@
         </w:rPr>
         <w:t xml:space="preserve">	</w:t>
       </w:r>
-      <w:hyperlink w:history="1" r:id="rIdeyqzqws39kl5bfj6thc9z">
+      <w:hyperlink w:history="1" r:id="rIdbdb9qh0qvwutsh1ujdv0z">
         <w:r>
           <w:rPr>
             <w:sz w:val="18"/>
@@ -1813,7 +1813,7 @@
         </w:rPr>
         <w:t xml:space="preserve">	</w:t>
       </w:r>
-      <w:hyperlink w:history="1" r:id="rIdmjpkf8psmytxpkmuyovvb">
+      <w:hyperlink w:history="1" r:id="rIdqo1rr9bpcepwvhelg_kph">
         <w:r>
           <w:rPr>
             <w:sz w:val="18"/>
@@ -2079,7 +2079,7 @@
         </w:rPr>
         <w:t xml:space="preserve">	</w:t>
       </w:r>
-      <w:hyperlink w:history="1" r:id="rId_7fniv28yxhsmic4p6aiu">
+      <w:hyperlink w:history="1" r:id="rIdh2ho7kd6soysieohtizwm">
         <w:r>
           <w:rPr>
             <w:sz w:val="18"/>
